--- a/CortexTests/Fixtures/reader-check.docx
+++ b/CortexTests/Fixtures/reader-check.docx
@@ -42,6 +42,406 @@
         </m:r>
       </m:oMath>
     </w:p>
+    <w:p>
+      <w:r>
+        <w:t>Reading position check paragraph 1. Text that gives the reader enough height to restore its position.</w:t>
+      </w:r>
+    </w:p>
+    <w:p>
+      <w:r>
+        <w:t>Reading position check paragraph 2. Text that gives the reader enough height to restore its position.</w:t>
+      </w:r>
+    </w:p>
+    <w:p>
+      <w:r>
+        <w:t>Reading position check paragraph 3. Text that gives the reader enough height to restore its position.</w:t>
+      </w:r>
+    </w:p>
+    <w:p>
+      <w:r>
+        <w:t>Reading position check paragraph 4. Text that gives the reader enough height to restore its position.</w:t>
+      </w:r>
+    </w:p>
+    <w:p>
+      <w:r>
+        <w:t>Reading position check paragraph 5. Text that gives the reader enough height to restore its position.</w:t>
+      </w:r>
+    </w:p>
+    <w:p>
+      <w:r>
+        <w:t>Reading position check paragraph 6. Text that gives the reader enough height to restore its position.</w:t>
+      </w:r>
+    </w:p>
+    <w:p>
+      <w:r>
+        <w:t>Reading position check paragraph 7. Text that gives the reader enough height to restore its position.</w:t>
+      </w:r>
+    </w:p>
+    <w:p>
+      <w:r>
+        <w:t>Reading position check paragraph 8. Text that gives the reader enough height to restore its position.</w:t>
+      </w:r>
+    </w:p>
+    <w:p>
+      <w:r>
+        <w:t>Reading position check paragraph 9. Text that gives the reader enough height to restore its position.</w:t>
+      </w:r>
+    </w:p>
+    <w:p>
+      <w:r>
+        <w:t>Reading position check paragraph 10. Text that gives the reader enough height to restore its position.</w:t>
+      </w:r>
+    </w:p>
+    <w:p>
+      <w:r>
+        <w:t>Reading position check paragraph 11. Text that gives the reader enough height to restore its position.</w:t>
+      </w:r>
+    </w:p>
+    <w:p>
+      <w:r>
+        <w:t>Reading position check paragraph 12. Text that gives the reader enough height to restore its position.</w:t>
+      </w:r>
+    </w:p>
+    <w:p>
+      <w:r>
+        <w:t>Reading position check paragraph 13. Text that gives the reader enough height to restore its position.</w:t>
+      </w:r>
+    </w:p>
+    <w:p>
+      <w:r>
+        <w:t>Reading position check paragraph 14. Text that gives the reader enough height to restore its position.</w:t>
+      </w:r>
+    </w:p>
+    <w:p>
+      <w:r>
+        <w:t>Reading position check paragraph 15. Text that gives the reader enough height to restore its position.</w:t>
+      </w:r>
+    </w:p>
+    <w:p>
+      <w:r>
+        <w:t>Reading position check paragraph 16. Text that gives the reader enough height to restore its position.</w:t>
+      </w:r>
+    </w:p>
+    <w:p>
+      <w:r>
+        <w:t>Reading position check paragraph 17. Text that gives the reader enough height to restore its position.</w:t>
+      </w:r>
+    </w:p>
+    <w:p>
+      <w:r>
+        <w:t>Reading position check paragraph 18. Text that gives the reader enough height to restore its position.</w:t>
+      </w:r>
+    </w:p>
+    <w:p>
+      <w:r>
+        <w:t>Reading position check paragraph 19. Text that gives the reader enough height to restore its position.</w:t>
+      </w:r>
+    </w:p>
+    <w:p>
+      <w:r>
+        <w:t>Reading position check paragraph 20. Text that gives the reader enough height to restore its position.</w:t>
+      </w:r>
+    </w:p>
+    <w:p>
+      <w:r>
+        <w:t>Reading position check paragraph 21. Text that gives the reader enough height to restore its position.</w:t>
+      </w:r>
+    </w:p>
+    <w:p>
+      <w:r>
+        <w:t>Reading position check paragraph 22. Text that gives the reader enough height to restore its position.</w:t>
+      </w:r>
+    </w:p>
+    <w:p>
+      <w:r>
+        <w:t>Reading position check paragraph 23. Text that gives the reader enough height to restore its position.</w:t>
+      </w:r>
+    </w:p>
+    <w:p>
+      <w:r>
+        <w:t>Reading position check paragraph 24. Text that gives the reader enough height to restore its position.</w:t>
+      </w:r>
+    </w:p>
+    <w:p>
+      <w:r>
+        <w:t>Reading position check paragraph 25. Text that gives the reader enough height to restore its position.</w:t>
+      </w:r>
+    </w:p>
+    <w:p>
+      <w:r>
+        <w:t>Reading position check paragraph 26. Text that gives the reader enough height to restore its position.</w:t>
+      </w:r>
+    </w:p>
+    <w:p>
+      <w:r>
+        <w:t>Reading position check paragraph 27. Text that gives the reader enough height to restore its position.</w:t>
+      </w:r>
+    </w:p>
+    <w:p>
+      <w:r>
+        <w:t>Reading position check paragraph 28. Text that gives the reader enough height to restore its position.</w:t>
+      </w:r>
+    </w:p>
+    <w:p>
+      <w:r>
+        <w:t>Reading position check paragraph 29. Text that gives the reader enough height to restore its position.</w:t>
+      </w:r>
+    </w:p>
+    <w:p>
+      <w:r>
+        <w:t>Reading position check paragraph 30. Text that gives the reader enough height to restore its position.</w:t>
+      </w:r>
+    </w:p>
+    <w:p>
+      <w:r>
+        <w:t>Reading position check paragraph 31. Text that gives the reader enough height to restore its position.</w:t>
+      </w:r>
+    </w:p>
+    <w:p>
+      <w:r>
+        <w:t>Reading position check paragraph 32. Text that gives the reader enough height to restore its position.</w:t>
+      </w:r>
+    </w:p>
+    <w:p>
+      <w:r>
+        <w:t>Reading position check paragraph 33. Text that gives the reader enough height to restore its position.</w:t>
+      </w:r>
+    </w:p>
+    <w:p>
+      <w:r>
+        <w:t>Reading position check paragraph 34. Text that gives the reader enough height to restore its position.</w:t>
+      </w:r>
+    </w:p>
+    <w:p>
+      <w:r>
+        <w:t>Reading position check paragraph 35. Text that gives the reader enough height to restore its position.</w:t>
+      </w:r>
+    </w:p>
+    <w:p>
+      <w:r>
+        <w:t>Reading position check paragraph 36. Text that gives the reader enough height to restore its position.</w:t>
+      </w:r>
+    </w:p>
+    <w:p>
+      <w:r>
+        <w:t>Reading position check paragraph 37. Text that gives the reader enough height to restore its position.</w:t>
+      </w:r>
+    </w:p>
+    <w:p>
+      <w:r>
+        <w:t>Reading position check paragraph 38. Text that gives the reader enough height to restore its position.</w:t>
+      </w:r>
+    </w:p>
+    <w:p>
+      <w:r>
+        <w:t>Reading position check paragraph 39. Text that gives the reader enough height to restore its position.</w:t>
+      </w:r>
+    </w:p>
+    <w:p>
+      <w:r>
+        <w:t>Reading position check paragraph 40. Text that gives the reader enough height to restore its position.</w:t>
+      </w:r>
+    </w:p>
+    <w:p>
+      <w:r>
+        <w:t>Reading position check paragraph 41. Text that gives the reader enough height to restore its position.</w:t>
+      </w:r>
+    </w:p>
+    <w:p>
+      <w:r>
+        <w:t>Reading position check paragraph 42. Text that gives the reader enough height to restore its position.</w:t>
+      </w:r>
+    </w:p>
+    <w:p>
+      <w:r>
+        <w:t>Reading position check paragraph 43. Text that gives the reader enough height to restore its position.</w:t>
+      </w:r>
+    </w:p>
+    <w:p>
+      <w:r>
+        <w:t>Reading position check paragraph 44. Text that gives the reader enough height to restore its position.</w:t>
+      </w:r>
+    </w:p>
+    <w:p>
+      <w:r>
+        <w:t>Reading position check paragraph 45. Text that gives the reader enough height to restore its position.</w:t>
+      </w:r>
+    </w:p>
+    <w:p>
+      <w:r>
+        <w:t>Reading position check paragraph 46. Text that gives the reader enough height to restore its position.</w:t>
+      </w:r>
+    </w:p>
+    <w:p>
+      <w:r>
+        <w:t>Reading position check paragraph 47. Text that gives the reader enough height to restore its position.</w:t>
+      </w:r>
+    </w:p>
+    <w:p>
+      <w:r>
+        <w:t>Reading position check paragraph 48. Text that gives the reader enough height to restore its position.</w:t>
+      </w:r>
+    </w:p>
+    <w:p>
+      <w:r>
+        <w:t>Reading position check paragraph 49. Text that gives the reader enough height to restore its position.</w:t>
+      </w:r>
+    </w:p>
+    <w:p>
+      <w:r>
+        <w:t>Reading position check paragraph 50. Text that gives the reader enough height to restore its position.</w:t>
+      </w:r>
+    </w:p>
+    <w:p>
+      <w:r>
+        <w:t>Reading position check paragraph 51. Text that gives the reader enough height to restore its position.</w:t>
+      </w:r>
+    </w:p>
+    <w:p>
+      <w:r>
+        <w:t>Reading position check paragraph 52. Text that gives the reader enough height to restore its position.</w:t>
+      </w:r>
+    </w:p>
+    <w:p>
+      <w:r>
+        <w:t>Reading position check paragraph 53. Text that gives the reader enough height to restore its position.</w:t>
+      </w:r>
+    </w:p>
+    <w:p>
+      <w:r>
+        <w:t>Reading position check paragraph 54. Text that gives the reader enough height to restore its position.</w:t>
+      </w:r>
+    </w:p>
+    <w:p>
+      <w:r>
+        <w:t>Reading position check paragraph 55. Text that gives the reader enough height to restore its position.</w:t>
+      </w:r>
+    </w:p>
+    <w:p>
+      <w:r>
+        <w:t>Reading position check paragraph 56. Text that gives the reader enough height to restore its position.</w:t>
+      </w:r>
+    </w:p>
+    <w:p>
+      <w:r>
+        <w:t>Reading position check paragraph 57. Text that gives the reader enough height to restore its position.</w:t>
+      </w:r>
+    </w:p>
+    <w:p>
+      <w:r>
+        <w:t>Reading position check paragraph 58. Text that gives the reader enough height to restore its position.</w:t>
+      </w:r>
+    </w:p>
+    <w:p>
+      <w:r>
+        <w:t>Reading position check paragraph 59. Text that gives the reader enough height to restore its position.</w:t>
+      </w:r>
+    </w:p>
+    <w:p>
+      <w:r>
+        <w:t>Reading position check paragraph 60. Text that gives the reader enough height to restore its position.</w:t>
+      </w:r>
+    </w:p>
+    <w:p>
+      <w:r>
+        <w:t>Reading position check paragraph 61. Text that gives the reader enough height to restore its position.</w:t>
+      </w:r>
+    </w:p>
+    <w:p>
+      <w:r>
+        <w:t>Reading position check paragraph 62. Text that gives the reader enough height to restore its position.</w:t>
+      </w:r>
+    </w:p>
+    <w:p>
+      <w:r>
+        <w:t>Reading position check paragraph 63. Text that gives the reader enough height to restore its position.</w:t>
+      </w:r>
+    </w:p>
+    <w:p>
+      <w:r>
+        <w:t>Reading position check paragraph 64. Text that gives the reader enough height to restore its position.</w:t>
+      </w:r>
+    </w:p>
+    <w:p>
+      <w:r>
+        <w:t>Reading position check paragraph 65. Text that gives the reader enough height to restore its position.</w:t>
+      </w:r>
+    </w:p>
+    <w:p>
+      <w:r>
+        <w:t>Reading position check paragraph 66. Text that gives the reader enough height to restore its position.</w:t>
+      </w:r>
+    </w:p>
+    <w:p>
+      <w:r>
+        <w:t>Reading position check paragraph 67. Text that gives the reader enough height to restore its position.</w:t>
+      </w:r>
+    </w:p>
+    <w:p>
+      <w:r>
+        <w:t>Reading position check paragraph 68. Text that gives the reader enough height to restore its position.</w:t>
+      </w:r>
+    </w:p>
+    <w:p>
+      <w:r>
+        <w:t>Reading position check paragraph 69. Text that gives the reader enough height to restore its position.</w:t>
+      </w:r>
+    </w:p>
+    <w:p>
+      <w:r>
+        <w:t>Reading position check paragraph 70. Text that gives the reader enough height to restore its position.</w:t>
+      </w:r>
+    </w:p>
+    <w:p>
+      <w:r>
+        <w:t>Reading position check paragraph 71. Text that gives the reader enough height to restore its position.</w:t>
+      </w:r>
+    </w:p>
+    <w:p>
+      <w:r>
+        <w:t>Reading position check paragraph 72. Text that gives the reader enough height to restore its position.</w:t>
+      </w:r>
+    </w:p>
+    <w:p>
+      <w:r>
+        <w:t>Reading position check paragraph 73. Text that gives the reader enough height to restore its position.</w:t>
+      </w:r>
+    </w:p>
+    <w:p>
+      <w:r>
+        <w:t>Reading position check paragraph 74. Text that gives the reader enough height to restore its position.</w:t>
+      </w:r>
+    </w:p>
+    <w:p>
+      <w:r>
+        <w:t>Reading position check paragraph 75. Text that gives the reader enough height to restore its position.</w:t>
+      </w:r>
+    </w:p>
+    <w:p>
+      <w:r>
+        <w:t>Reading position check paragraph 76. Text that gives the reader enough height to restore its position.</w:t>
+      </w:r>
+    </w:p>
+    <w:p>
+      <w:r>
+        <w:t>Reading position check paragraph 77. Text that gives the reader enough height to restore its position.</w:t>
+      </w:r>
+    </w:p>
+    <w:p>
+      <w:r>
+        <w:t>Reading position check paragraph 78. Text that gives the reader enough height to restore its position.</w:t>
+      </w:r>
+    </w:p>
+    <w:p>
+      <w:r>
+        <w:t>Reading position check paragraph 79. Text that gives the reader enough height to restore its position.</w:t>
+      </w:r>
+    </w:p>
+    <w:p>
+      <w:r>
+        <w:t>Reading position check paragraph 80. Text that gives the reader enough height to restore its position.</w:t>
+      </w:r>
+    </w:p>
   </w:body>
 </w:document>
 </file>
